--- a/docs/需求变更单.docx
+++ b/docs/需求变更单.docx
@@ -749,7 +749,19 @@
               <w:rPr>
                 <w:rFonts w:ascii="宋体" w:eastAsia="宋体" w:hAnsi="宋体"/>
               </w:rPr>
-              <w:t>：预计增加开发及测试工作量约 3-5 人天，考虑到系统目前处于刚启动阶段，通过压缩后续部分缓冲时间，总工期（5周）保持不变。</w:t>
+              <w:t>：预计增加开发及测试工作量约 3-5 人天，考虑到系统目前处于刚启动阶段，通过压缩后续部分缓冲时间，总工期（</w:t>
+            </w:r>
+            <w:r>
+              <w:rPr>
+                <w:rFonts w:ascii="宋体" w:eastAsia="宋体" w:hAnsi="宋体" w:hint="eastAsia"/>
+              </w:rPr>
+              <w:t>8</w:t>
+            </w:r>
+            <w:r>
+              <w:rPr>
+                <w:rFonts w:ascii="宋体" w:eastAsia="宋体" w:hAnsi="宋体"/>
+              </w:rPr>
+              <w:t>周）保持不变。</w:t>
             </w:r>
           </w:p>
         </w:tc>
@@ -1592,7 +1604,27 @@
                 <w:sz w:val="24"/>
                 <w:szCs w:val="24"/>
               </w:rPr>
-              <w:t>CR-YNJY-20260409-02</w:t>
+              <w:t>CR-YNJY-202604</w:t>
+            </w:r>
+            <w:r>
+              <w:rPr>
+                <w:rFonts w:ascii="宋体" w:eastAsia="宋体" w:hAnsi="宋体" w:hint="eastAsia"/>
+                <w:b/>
+                <w:bCs/>
+                <w:sz w:val="24"/>
+                <w:szCs w:val="24"/>
+              </w:rPr>
+              <w:t>10</w:t>
+            </w:r>
+            <w:r>
+              <w:rPr>
+                <w:rFonts w:ascii="宋体" w:eastAsia="宋体" w:hAnsi="宋体"/>
+                <w:b/>
+                <w:bCs/>
+                <w:sz w:val="24"/>
+                <w:szCs w:val="24"/>
+              </w:rPr>
+              <w:t>-02</w:t>
             </w:r>
           </w:p>
         </w:tc>
@@ -2265,7 +2297,71 @@
                 <w:sz w:val="24"/>
                 <w:szCs w:val="24"/>
               </w:rPr>
-              <w:t>：项目总周期由5周增加至7周，需重新规划第4至第7周的任务排期，并重新计算11人团队的总人天投入。</w:t>
+              <w:t>：项目总周期</w:t>
+            </w:r>
+            <w:r>
+              <w:rPr>
+                <w:rFonts w:ascii="宋体" w:eastAsia="宋体" w:hAnsi="宋体" w:hint="eastAsia"/>
+                <w:sz w:val="24"/>
+                <w:szCs w:val="24"/>
+              </w:rPr>
+              <w:t>8</w:t>
+            </w:r>
+            <w:r>
+              <w:rPr>
+                <w:rFonts w:ascii="宋体" w:eastAsia="宋体" w:hAnsi="宋体"/>
+                <w:sz w:val="24"/>
+                <w:szCs w:val="24"/>
+              </w:rPr>
+              <w:t>周增加至</w:t>
+            </w:r>
+            <w:r>
+              <w:rPr>
+                <w:rFonts w:ascii="宋体" w:eastAsia="宋体" w:hAnsi="宋体" w:hint="eastAsia"/>
+                <w:sz w:val="24"/>
+                <w:szCs w:val="24"/>
+              </w:rPr>
+              <w:t>10</w:t>
+            </w:r>
+            <w:r>
+              <w:rPr>
+                <w:rFonts w:ascii="宋体" w:eastAsia="宋体" w:hAnsi="宋体"/>
+                <w:sz w:val="24"/>
+                <w:szCs w:val="24"/>
+              </w:rPr>
+              <w:t>周，需重新规划第</w:t>
+            </w:r>
+            <w:r>
+              <w:rPr>
+                <w:rFonts w:ascii="宋体" w:eastAsia="宋体" w:hAnsi="宋体" w:hint="eastAsia"/>
+                <w:sz w:val="24"/>
+                <w:szCs w:val="24"/>
+              </w:rPr>
+              <w:t>7</w:t>
+            </w:r>
+            <w:r>
+              <w:rPr>
+                <w:rFonts w:ascii="宋体" w:eastAsia="宋体" w:hAnsi="宋体"/>
+                <w:sz w:val="24"/>
+                <w:szCs w:val="24"/>
+              </w:rPr>
+              <w:t>至第</w:t>
+            </w:r>
+            <w:r>
+              <w:rPr>
+                <w:rFonts w:ascii="宋体" w:eastAsia="宋体" w:hAnsi="宋体" w:hint="eastAsia"/>
+                <w:sz w:val="24"/>
+                <w:szCs w:val="24"/>
+              </w:rPr>
+              <w:t>10</w:t>
+            </w:r>
+            <w:r>
+              <w:rPr>
+                <w:rFonts w:ascii="宋体" w:eastAsia="宋体" w:hAnsi="宋体"/>
+                <w:sz w:val="24"/>
+                <w:szCs w:val="24"/>
+              </w:rPr>
+              <w:t>周的任务排期，并重新计算11人团队的总人天投入。</w:t>
             </w:r>
           </w:p>
         </w:tc>
